--- a/Laboratorio 3/Configuracion Seguridad Basica Dispositivos.docx
+++ b/Laboratorio 3/Configuracion Seguridad Basica Dispositivos.docx
@@ -48,15 +48,7 @@
       </w:r>
       <w:proofErr w:type="spellEnd"/>
       <w:r>
-        <w:t xml:space="preserve"> IT </w:t>
-      </w:r>
-      <w:proofErr w:type="spellStart"/>
-      <w:r>
-        <w:t>Lab</w:t>
-      </w:r>
-      <w:proofErr w:type="spellEnd"/>
-      <w:r>
-        <w:t xml:space="preserve">, orientado a enseñar conceptos clave para la obtención de la certificación CCNA 200-301. Aclarando que los recursos tales como los archivos PKT y las imágenes adjuntas en el documento como la topología de red entre otras, corresponden directamente al autor del canal. </w:t>
+        <w:t xml:space="preserve"> IT Lab, orientado a enseñar conceptos clave para la obtención de la certificación CCNA 200-301. Aclarando que los recursos tales como los archivos PKT y las imágenes adjuntas en el documento como la topología de red entre otras, corresponden directamente al autor del canal. </w:t>
       </w:r>
     </w:p>
     <w:p>
@@ -295,23 +287,7 @@
           <w:b/>
           <w:bCs/>
         </w:rPr>
-        <w:t xml:space="preserve">EXEC </w:t>
-      </w:r>
-      <w:proofErr w:type="spellStart"/>
-      <w:r>
-        <w:rPr>
-          <w:b/>
-          <w:bCs/>
-        </w:rPr>
-        <w:t>Mode</w:t>
-      </w:r>
-      <w:proofErr w:type="spellEnd"/>
-      <w:r>
-        <w:rPr>
-          <w:b/>
-          <w:bCs/>
-        </w:rPr>
-        <w:t xml:space="preserve">: </w:t>
+        <w:t xml:space="preserve">EXEC Mode: </w:t>
       </w:r>
       <w:r>
         <w:t xml:space="preserve">O modo usuario, este es el modo en el que se entra por defecto al iniciar la CLI se identifica principalmente porque esta señalado mediante el símbolo </w:t>
@@ -366,45 +342,35 @@
           <w:b/>
           <w:bCs/>
         </w:rPr>
-        <w:t xml:space="preserve"> EXEC </w:t>
+        <w:t xml:space="preserve"> EXEC Mode:</w:t>
+      </w:r>
+      <w:r>
+        <w:t xml:space="preserve"> O modo privilegiado, se accede desde el modo usuario digitando la palabra </w:t>
+      </w:r>
+      <w:r>
+        <w:rPr>
+          <w:b/>
+          <w:bCs/>
+        </w:rPr>
+        <w:t>enable</w:t>
+      </w:r>
+      <w:r>
+        <w:rPr>
+          <w:b/>
+          <w:bCs/>
+        </w:rPr>
+        <w:t xml:space="preserve">, </w:t>
+      </w:r>
+      <w:r>
+        <w:t xml:space="preserve">se reconoce </w:t>
       </w:r>
       <w:proofErr w:type="spellStart"/>
       <w:r>
-        <w:rPr>
-          <w:b/>
-          <w:bCs/>
-        </w:rPr>
-        <w:t>Mode</w:t>
+        <w:t>por que</w:t>
       </w:r>
       <w:proofErr w:type="spellEnd"/>
       <w:r>
-        <w:rPr>
-          <w:b/>
-          <w:bCs/>
-        </w:rPr>
-        <w:t>:</w:t>
-      </w:r>
-      <w:r>
-        <w:t xml:space="preserve"> O modo privilegiado, se accede desde el modo usuario digitando la palabra </w:t>
-      </w:r>
-      <w:proofErr w:type="spellStart"/>
-      <w:r>
-        <w:rPr>
-          <w:b/>
-          <w:bCs/>
-        </w:rPr>
-        <w:t>enable</w:t>
-      </w:r>
-      <w:proofErr w:type="spellEnd"/>
-      <w:r>
-        <w:rPr>
-          <w:b/>
-          <w:bCs/>
-        </w:rPr>
-        <w:t xml:space="preserve">, </w:t>
-      </w:r>
-      <w:r>
-        <w:t xml:space="preserve">se reconoce por que esta señalado con el símbolo </w:t>
+        <w:t xml:space="preserve"> esta señalado con el símbolo </w:t>
       </w:r>
       <w:r>
         <w:rPr>
@@ -473,31 +439,15 @@
           <w:b/>
           <w:bCs/>
         </w:rPr>
+        <w:t xml:space="preserve"> Mode:</w:t>
+      </w:r>
+      <w:r>
+        <w:rPr>
+          <w:b/>
+          <w:bCs/>
+        </w:rPr>
         <w:t xml:space="preserve"> </w:t>
       </w:r>
-      <w:proofErr w:type="spellStart"/>
-      <w:r>
-        <w:rPr>
-          <w:b/>
-          <w:bCs/>
-        </w:rPr>
-        <w:t>Mode</w:t>
-      </w:r>
-      <w:proofErr w:type="spellEnd"/>
-      <w:r>
-        <w:rPr>
-          <w:b/>
-          <w:bCs/>
-        </w:rPr>
-        <w:t>:</w:t>
-      </w:r>
-      <w:r>
-        <w:rPr>
-          <w:b/>
-          <w:bCs/>
-        </w:rPr>
-        <w:t xml:space="preserve"> </w:t>
-      </w:r>
       <w:r>
         <w:t xml:space="preserve">O modo de configuración global, se accede desde el modo privilegiado, digitando el comando </w:t>
       </w:r>
@@ -535,7 +485,6 @@
       <w:r>
         <w:t xml:space="preserve">que esta señalado con la palabra </w:t>
       </w:r>
-      <w:proofErr w:type="spellStart"/>
       <w:r>
         <w:rPr>
           <w:b/>
@@ -543,7 +492,6 @@
         </w:rPr>
         <w:t>config</w:t>
       </w:r>
-      <w:proofErr w:type="spellEnd"/>
       <w:r>
         <w:t xml:space="preserve"> y el nombre del dispositivo. Por ejemplo, </w:t>
       </w:r>
@@ -552,23 +500,7 @@
           <w:b/>
           <w:bCs/>
         </w:rPr>
-        <w:t>R1(</w:t>
-      </w:r>
-      <w:proofErr w:type="spellStart"/>
-      <w:r>
-        <w:rPr>
-          <w:b/>
-          <w:bCs/>
-        </w:rPr>
-        <w:t>config</w:t>
-      </w:r>
-      <w:proofErr w:type="spellEnd"/>
-      <w:r>
-        <w:rPr>
-          <w:b/>
-          <w:bCs/>
-        </w:rPr>
-        <w:t>)#</w:t>
+        <w:t>R1(config)#</w:t>
       </w:r>
       <w:r>
         <w:t>. En este modo se realizan cambios en la configuración global del dispositivo, como cambiar contraseñas, encriptación entre otras.</w:t>
@@ -611,15 +543,7 @@
         <w:t>s</w:t>
       </w:r>
       <w:r>
-        <w:t xml:space="preserve">. Para ello, se tienen las opciones de asignar una contraseña al modo de usuario privilegiado una vez se digita la palabra </w:t>
-      </w:r>
-      <w:proofErr w:type="spellStart"/>
-      <w:r>
-        <w:t>enable</w:t>
-      </w:r>
-      <w:proofErr w:type="spellEnd"/>
-      <w:r>
-        <w:t>.</w:t>
+        <w:t>. Para ello, se tienen las opciones de asignar una contraseña al modo de usuario privilegiado una vez se digita la palabra enable.</w:t>
       </w:r>
     </w:p>
     <w:p>
@@ -645,15 +569,55 @@
       <w:r>
         <w:t xml:space="preserve"> asignando una contraseña al modo privilegiado con el comando </w:t>
       </w:r>
-      <w:proofErr w:type="spellStart"/>
-      <w:r>
-        <w:rPr>
-          <w:b/>
-          <w:bCs/>
-        </w:rPr>
-        <w:t>enable</w:t>
-      </w:r>
-      <w:proofErr w:type="spellEnd"/>
+      <w:r>
+        <w:rPr>
+          <w:b/>
+          <w:bCs/>
+        </w:rPr>
+        <w:t xml:space="preserve">enable </w:t>
+      </w:r>
+      <w:proofErr w:type="gramStart"/>
+      <w:r>
+        <w:rPr>
+          <w:b/>
+          <w:bCs/>
+        </w:rPr>
+        <w:t>password</w:t>
+      </w:r>
+      <w:proofErr w:type="gramEnd"/>
+      <w:r>
+        <w:t xml:space="preserve">. Aquí desde el modo de configuración global se realizaría de la siguiente manera: </w:t>
+      </w:r>
+      <w:r>
+        <w:rPr>
+          <w:b/>
+          <w:bCs/>
+        </w:rPr>
+        <w:t>S</w:t>
+      </w:r>
+      <w:r>
+        <w:rPr>
+          <w:b/>
+          <w:bCs/>
+        </w:rPr>
+        <w:t>W1</w:t>
+      </w:r>
+      <w:r>
+        <w:rPr>
+          <w:b/>
+          <w:bCs/>
+        </w:rPr>
+        <w:t xml:space="preserve">(config)#enable </w:t>
+      </w:r>
+      <w:proofErr w:type="gramStart"/>
+      <w:r>
+        <w:rPr>
+          <w:b/>
+          <w:bCs/>
+        </w:rPr>
+        <w:t>password</w:t>
+      </w:r>
+      <w:proofErr w:type="gramEnd"/>
       <w:r>
         <w:rPr>
           <w:b/>
@@ -661,7 +625,38 @@
         </w:rPr>
         <w:t xml:space="preserve"> </w:t>
       </w:r>
-      <w:proofErr w:type="spellStart"/>
+      <w:r>
+        <w:rPr>
+          <w:b/>
+          <w:bCs/>
+        </w:rPr>
+        <w:t xml:space="preserve">AquiEscribimosLaContraseña. </w:t>
+      </w:r>
+      <w:r>
+        <w:t xml:space="preserve">Sin embargo, esta contraseña debe ser encriptada ya que se encontraría como texto claro en el archivo de ejecución. Para ello debemos digitar el comando </w:t>
+      </w:r>
+      <w:r>
+        <w:rPr>
+          <w:b/>
+          <w:bCs/>
+        </w:rPr>
+        <w:t>S</w:t>
+      </w:r>
+      <w:r>
+        <w:rPr>
+          <w:b/>
+          <w:bCs/>
+        </w:rPr>
+        <w:t>W</w:t>
+      </w:r>
+      <w:r>
+        <w:rPr>
+          <w:b/>
+          <w:bCs/>
+        </w:rPr>
+        <w:t xml:space="preserve">1(config)#service </w:t>
+      </w:r>
+      <w:proofErr w:type="gramStart"/>
       <w:r>
         <w:rPr>
           <w:b/>
@@ -669,135 +664,14 @@
         </w:rPr>
         <w:t>password</w:t>
       </w:r>
-      <w:proofErr w:type="spellEnd"/>
-      <w:r>
-        <w:t xml:space="preserve">. Aquí desde el modo de configuración global se realizaría de la siguiente manera: </w:t>
-      </w:r>
-      <w:r>
-        <w:rPr>
-          <w:b/>
-          <w:bCs/>
-        </w:rPr>
-        <w:t>S</w:t>
-      </w:r>
-      <w:r>
-        <w:rPr>
-          <w:b/>
-          <w:bCs/>
-        </w:rPr>
-        <w:t>W1</w:t>
-      </w:r>
-      <w:r>
-        <w:rPr>
-          <w:b/>
-          <w:bCs/>
-        </w:rPr>
-        <w:t>(</w:t>
-      </w:r>
-      <w:proofErr w:type="spellStart"/>
-      <w:r>
-        <w:rPr>
-          <w:b/>
-          <w:bCs/>
-        </w:rPr>
-        <w:t>config</w:t>
-      </w:r>
-      <w:proofErr w:type="spellEnd"/>
-      <w:r>
-        <w:rPr>
-          <w:b/>
-          <w:bCs/>
-        </w:rPr>
-        <w:t xml:space="preserve">)#enable </w:t>
-      </w:r>
-      <w:proofErr w:type="spellStart"/>
-      <w:r>
-        <w:rPr>
-          <w:b/>
-          <w:bCs/>
-        </w:rPr>
-        <w:t>password</w:t>
-      </w:r>
-      <w:proofErr w:type="spellEnd"/>
-      <w:r>
-        <w:rPr>
-          <w:b/>
-          <w:bCs/>
-        </w:rPr>
-        <w:t xml:space="preserve"> </w:t>
-      </w:r>
-      <w:proofErr w:type="spellStart"/>
-      <w:r>
-        <w:rPr>
-          <w:b/>
-          <w:bCs/>
-        </w:rPr>
-        <w:t>AquiEscribimosLaContraseña</w:t>
-      </w:r>
-      <w:proofErr w:type="spellEnd"/>
-      <w:r>
-        <w:rPr>
-          <w:b/>
-          <w:bCs/>
-        </w:rPr>
-        <w:t xml:space="preserve">. </w:t>
-      </w:r>
-      <w:r>
-        <w:t xml:space="preserve">Sin embargo, esta contraseña debe ser encriptada ya que se encontraría como texto claro en el archivo de ejecución. Para ello debemos digitar el comando </w:t>
-      </w:r>
-      <w:r>
-        <w:rPr>
-          <w:b/>
-          <w:bCs/>
-        </w:rPr>
-        <w:t>S</w:t>
-      </w:r>
-      <w:r>
-        <w:rPr>
-          <w:b/>
-          <w:bCs/>
-        </w:rPr>
-        <w:t>W</w:t>
-      </w:r>
-      <w:r>
-        <w:rPr>
-          <w:b/>
-          <w:bCs/>
-        </w:rPr>
-        <w:t>1</w:t>
-      </w:r>
-      <w:r>
-        <w:rPr>
-          <w:b/>
-          <w:bCs/>
-        </w:rPr>
-        <w:t>(</w:t>
-      </w:r>
-      <w:proofErr w:type="spellStart"/>
-      <w:r>
-        <w:rPr>
-          <w:b/>
-          <w:bCs/>
-        </w:rPr>
-        <w:t>config</w:t>
-      </w:r>
-      <w:proofErr w:type="spellEnd"/>
-      <w:r>
-        <w:rPr>
-          <w:b/>
-          <w:bCs/>
-        </w:rPr>
-        <w:t xml:space="preserve">)#service </w:t>
-      </w:r>
-      <w:proofErr w:type="spellStart"/>
-      <w:r>
-        <w:rPr>
-          <w:b/>
-          <w:bCs/>
-        </w:rPr>
-        <w:t>password-encryption</w:t>
-      </w:r>
-      <w:proofErr w:type="spellEnd"/>
+      <w:proofErr w:type="gramEnd"/>
+      <w:r>
+        <w:rPr>
+          <w:b/>
+          <w:bCs/>
+        </w:rPr>
+        <w:t>-encryption</w:t>
+      </w:r>
       <w:r>
         <w:rPr>
           <w:b/>
@@ -817,31 +691,13 @@
       <w:r>
         <w:t xml:space="preserve">2° método: utilizando el comando </w:t>
       </w:r>
-      <w:proofErr w:type="spellStart"/>
-      <w:r>
-        <w:rPr>
-          <w:b/>
-          <w:bCs/>
-        </w:rPr>
-        <w:t>enable</w:t>
-      </w:r>
-      <w:proofErr w:type="spellEnd"/>
-      <w:r>
-        <w:rPr>
-          <w:b/>
-          <w:bCs/>
-        </w:rPr>
-        <w:t xml:space="preserve"> </w:t>
-      </w:r>
-      <w:proofErr w:type="spellStart"/>
-      <w:r>
-        <w:rPr>
-          <w:b/>
-          <w:bCs/>
-        </w:rPr>
-        <w:t>secret</w:t>
-      </w:r>
-      <w:proofErr w:type="spellEnd"/>
+      <w:r>
+        <w:rPr>
+          <w:b/>
+          <w:bCs/>
+        </w:rPr>
+        <w:t>enable secret</w:t>
+      </w:r>
       <w:r>
         <w:t xml:space="preserve">. Desde el modo de configuración global digitamos el siguiente comando: </w:t>
       </w:r>
@@ -864,55 +720,14 @@
           <w:b/>
           <w:bCs/>
         </w:rPr>
-        <w:t>(</w:t>
-      </w:r>
-      <w:proofErr w:type="spellStart"/>
-      <w:r>
-        <w:rPr>
-          <w:b/>
-          <w:bCs/>
-        </w:rPr>
-        <w:t>config</w:t>
-      </w:r>
-      <w:proofErr w:type="spellEnd"/>
-      <w:r>
-        <w:rPr>
-          <w:b/>
-          <w:bCs/>
-        </w:rPr>
-        <w:t xml:space="preserve">)#enable </w:t>
-      </w:r>
-      <w:proofErr w:type="spellStart"/>
-      <w:r>
-        <w:rPr>
-          <w:b/>
-          <w:bCs/>
-        </w:rPr>
-        <w:t>secret</w:t>
-      </w:r>
-      <w:proofErr w:type="spellEnd"/>
-      <w:r>
-        <w:rPr>
-          <w:b/>
-          <w:bCs/>
-        </w:rPr>
-        <w:t xml:space="preserve"> </w:t>
-      </w:r>
-      <w:proofErr w:type="spellStart"/>
-      <w:r>
-        <w:rPr>
-          <w:b/>
-          <w:bCs/>
-        </w:rPr>
-        <w:t>AquiEscribimosLaContraseña</w:t>
-      </w:r>
-      <w:proofErr w:type="spellEnd"/>
-      <w:r>
-        <w:rPr>
-          <w:b/>
-          <w:bCs/>
-        </w:rPr>
-        <w:t xml:space="preserve">, </w:t>
+        <w:t xml:space="preserve">(config)#enable </w:t>
+      </w:r>
+      <w:r>
+        <w:rPr>
+          <w:b/>
+          <w:bCs/>
+        </w:rPr>
+        <w:t xml:space="preserve">secret AquiEscribimosLaContraseña, </w:t>
       </w:r>
       <w:r>
         <w:t>este comando permite establecer una contraseña directamente cifrada mediante el algoritmo MD7 el cual hace que esta contraseña sea mas robusta a la hora de desencriptar</w:t>
@@ -1659,6 +1474,7 @@
   <w:style w:type="character" w:default="1" w:styleId="Fuentedeprrafopredeter">
     <w:name w:val="Default Paragraph Font"/>
     <w:uiPriority w:val="1"/>
+    <w:semiHidden/>
     <w:unhideWhenUsed/>
   </w:style>
   <w:style w:type="table" w:default="1" w:styleId="Tablanormal">
